--- a/docs/word-files/03_systems_analysis.docx
+++ b/docs/word-files/03_systems_analysis.docx
@@ -10243,7 +10243,7 @@
       <w:r>
         <w:drawing>
           <wp:inline>
-            <wp:extent cx="5722916" cy="4937760"/>
+            <wp:extent cx="6400800" cy="4826725"/>
             <wp:effectExtent b="0" l="0" r="0" t="0"/>
             <wp:docPr descr="State diagram: item lifecycle" title="" id="65" name="Picture"/>
             <a:graphic>
@@ -10264,7 +10264,7 @@
                   <pic:spPr bwMode="auto">
                     <a:xfrm>
                       <a:off x="0" y="0"/>
-                      <a:ext cx="5722916" cy="4937760"/>
+                      <a:ext cx="6400800" cy="4826725"/>
                     </a:xfrm>
                     <a:prstGeom prst="rect">
                       <a:avLst/>
@@ -10809,6 +10809,44 @@
               <w:jc w:val="left"/>
             </w:pPr>
             <w:r>
+              <w:t xml:space="preserve">approved</w:t>
+            </w:r>
+          </w:p>
+        </w:tc>
+        <w:tc>
+          <w:tcPr/>
+          <w:p>
+            <w:pPr>
+              <w:pStyle w:val="Compact"/>
+              <w:jc w:val="left"/>
+            </w:pPr>
+            <w:r>
+              <w:t xml:space="preserve">proposed</w:t>
+            </w:r>
+          </w:p>
+        </w:tc>
+        <w:tc>
+          <w:tcPr/>
+          <w:p>
+            <w:pPr>
+              <w:pStyle w:val="Compact"/>
+              <w:jc w:val="left"/>
+            </w:pPr>
+            <w:r>
+              <w:t xml:space="preserve">A senior reverses the decision in an open period (CR-19, FR-REV-12)</w:t>
+            </w:r>
+          </w:p>
+        </w:tc>
+      </w:tr>
+      <w:tr>
+        <w:tc>
+          <w:tcPr/>
+          <w:p>
+            <w:pPr>
+              <w:pStyle w:val="Compact"/>
+              <w:jc w:val="left"/>
+            </w:pPr>
+            <w:r>
               <w:t xml:space="preserve">report_verified</w:t>
             </w:r>
           </w:p>
@@ -10847,6 +10885,44 @@
               <w:jc w:val="left"/>
             </w:pPr>
             <w:r>
+              <w:t xml:space="preserve">report_verified</w:t>
+            </w:r>
+          </w:p>
+        </w:tc>
+        <w:tc>
+          <w:tcPr/>
+          <w:p>
+            <w:pPr>
+              <w:pStyle w:val="Compact"/>
+              <w:jc w:val="left"/>
+            </w:pPr>
+            <w:r>
+              <w:t xml:space="preserve">proposed</w:t>
+            </w:r>
+          </w:p>
+        </w:tc>
+        <w:tc>
+          <w:tcPr/>
+          <w:p>
+            <w:pPr>
+              <w:pStyle w:val="Compact"/>
+              <w:jc w:val="left"/>
+            </w:pPr>
+            <w:r>
+              <w:t xml:space="preserve">A senior reverses the decision in an open period (CR-19, FR-REV-12)</w:t>
+            </w:r>
+          </w:p>
+        </w:tc>
+      </w:tr>
+      <w:tr>
+        <w:tc>
+          <w:tcPr/>
+          <w:p>
+            <w:pPr>
+              <w:pStyle w:val="Compact"/>
+              <w:jc w:val="left"/>
+            </w:pPr>
+            <w:r>
               <w:t xml:space="preserve">reconciled</w:t>
             </w:r>
           </w:p>
@@ -10909,7 +10985,7 @@
               <w:jc w:val="left"/>
             </w:pPr>
             <w:r>
-              <w:t xml:space="preserve">New evidence before close, or period reopened</w:t>
+              <w:t xml:space="preserve">New evidence before close, a decision reversed (CR-19), or period reopened</w:t>
             </w:r>
           </w:p>
         </w:tc>
@@ -12554,19 +12630,19 @@
               <w:jc w:val="left"/>
             </w:pPr>
             <w:r>
-              <w:t xml:space="preserve">FR-REV-04, FR-REV-05</w:t>
-            </w:r>
-          </w:p>
-        </w:tc>
-        <w:tc>
-          <w:tcPr/>
-          <w:p>
-            <w:pPr>
-              <w:pStyle w:val="Compact"/>
-              <w:jc w:val="left"/>
-            </w:pPr>
-            <w:r>
-              <w:t xml:space="preserve">CR-02, CR-03</w:t>
+              <w:t xml:space="preserve">FR-REV-04, FR-REV-05, FR-REV-12</w:t>
+            </w:r>
+          </w:p>
+        </w:tc>
+        <w:tc>
+          <w:tcPr/>
+          <w:p>
+            <w:pPr>
+              <w:pStyle w:val="Compact"/>
+              <w:jc w:val="left"/>
+            </w:pPr>
+            <w:r>
+              <w:t xml:space="preserve">CR-02, CR-03, CR-19</w:t>
             </w:r>
           </w:p>
         </w:tc>
@@ -13691,7 +13767,7 @@
     <w:basedOn w:val="BodyTextChar"/>
     <w:rPr>
       <w:rFonts w:ascii="Consolas" w:hAnsi="Consolas"/>
-      <w:sz w:val="22"/>
+      <w:sz w:val="17"/>
     </w:rPr>
   </w:style>
   <w:style w:customStyle="1" w:styleId="SectionNumber" w:type="character">
@@ -13730,15 +13806,18 @@
       <w:color w:themeColor="accent1" w:themeShade="BF" w:val="365F91"/>
     </w:rPr>
   </w:style>
-  <w:style w:type="paragraph" w:customStyle="1" w:styleId="SourceCode">
+  <w:style w:customStyle="1" w:styleId="SourceCode" w:type="paragraph">
     <w:name w:val="Source Code"/>
     <w:basedOn w:val="Normal"/>
     <w:link w:val="VerbatimChar"/>
     <w:pPr>
       <w:wordWrap w:val="off"/>
     </w:pPr>
+    <w:rPr>
+      <w:sz w:val="17"/>
+    </w:rPr>
   </w:style>
-  <w:style w:type="character" w:customStyle="1" w:styleId="KeywordTok">
+  <w:style w:customStyle="1" w:styleId="KeywordTok" w:type="character">
     <w:name w:val="KeywordTok"/>
     <w:basedOn w:val="VerbatimChar"/>
     <w:rPr>
@@ -13746,77 +13825,77 @@
       <w:b/>
     </w:rPr>
   </w:style>
-  <w:style w:type="character" w:customStyle="1" w:styleId="DataTypeTok">
+  <w:style w:customStyle="1" w:styleId="DataTypeTok" w:type="character">
     <w:name w:val="DataTypeTok"/>
     <w:basedOn w:val="VerbatimChar"/>
     <w:rPr>
       <w:color w:val="902000"/>
     </w:rPr>
   </w:style>
-  <w:style w:type="character" w:customStyle="1" w:styleId="DecValTok">
+  <w:style w:customStyle="1" w:styleId="DecValTok" w:type="character">
     <w:name w:val="DecValTok"/>
     <w:basedOn w:val="VerbatimChar"/>
     <w:rPr>
       <w:color w:val="40a070"/>
     </w:rPr>
   </w:style>
-  <w:style w:type="character" w:customStyle="1" w:styleId="BaseNTok">
+  <w:style w:customStyle="1" w:styleId="BaseNTok" w:type="character">
     <w:name w:val="BaseNTok"/>
     <w:basedOn w:val="VerbatimChar"/>
     <w:rPr>
       <w:color w:val="40a070"/>
     </w:rPr>
   </w:style>
-  <w:style w:type="character" w:customStyle="1" w:styleId="FloatTok">
+  <w:style w:customStyle="1" w:styleId="FloatTok" w:type="character">
     <w:name w:val="FloatTok"/>
     <w:basedOn w:val="VerbatimChar"/>
     <w:rPr>
       <w:color w:val="40a070"/>
     </w:rPr>
   </w:style>
-  <w:style w:type="character" w:customStyle="1" w:styleId="ConstantTok">
+  <w:style w:customStyle="1" w:styleId="ConstantTok" w:type="character">
     <w:name w:val="ConstantTok"/>
     <w:basedOn w:val="VerbatimChar"/>
     <w:rPr>
       <w:color w:val="880000"/>
     </w:rPr>
   </w:style>
-  <w:style w:type="character" w:customStyle="1" w:styleId="CharTok">
+  <w:style w:customStyle="1" w:styleId="CharTok" w:type="character">
     <w:name w:val="CharTok"/>
     <w:basedOn w:val="VerbatimChar"/>
     <w:rPr>
       <w:color w:val="4070a0"/>
     </w:rPr>
   </w:style>
-  <w:style w:type="character" w:customStyle="1" w:styleId="SpecialCharTok">
+  <w:style w:customStyle="1" w:styleId="SpecialCharTok" w:type="character">
     <w:name w:val="SpecialCharTok"/>
     <w:basedOn w:val="VerbatimChar"/>
     <w:rPr>
       <w:color w:val="4070a0"/>
     </w:rPr>
   </w:style>
-  <w:style w:type="character" w:customStyle="1" w:styleId="StringTok">
+  <w:style w:customStyle="1" w:styleId="StringTok" w:type="character">
     <w:name w:val="StringTok"/>
     <w:basedOn w:val="VerbatimChar"/>
     <w:rPr>
       <w:color w:val="4070a0"/>
     </w:rPr>
   </w:style>
-  <w:style w:type="character" w:customStyle="1" w:styleId="VerbatimStringTok">
+  <w:style w:customStyle="1" w:styleId="VerbatimStringTok" w:type="character">
     <w:name w:val="VerbatimStringTok"/>
     <w:basedOn w:val="VerbatimChar"/>
     <w:rPr>
       <w:color w:val="4070a0"/>
     </w:rPr>
   </w:style>
-  <w:style w:type="character" w:customStyle="1" w:styleId="SpecialStringTok">
+  <w:style w:customStyle="1" w:styleId="SpecialStringTok" w:type="character">
     <w:name w:val="SpecialStringTok"/>
     <w:basedOn w:val="VerbatimChar"/>
     <w:rPr>
       <w:color w:val="bb6688"/>
     </w:rPr>
   </w:style>
-  <w:style w:type="character" w:customStyle="1" w:styleId="ImportTok">
+  <w:style w:customStyle="1" w:styleId="ImportTok" w:type="character">
     <w:name w:val="ImportTok"/>
     <w:basedOn w:val="VerbatimChar"/>
     <w:rPr>
@@ -13824,7 +13903,7 @@
       <w:b/>
     </w:rPr>
   </w:style>
-  <w:style w:type="character" w:customStyle="1" w:styleId="CommentTok">
+  <w:style w:customStyle="1" w:styleId="CommentTok" w:type="character">
     <w:name w:val="CommentTok"/>
     <w:basedOn w:val="VerbatimChar"/>
     <w:rPr>
@@ -13832,7 +13911,7 @@
       <w:i/>
     </w:rPr>
   </w:style>
-  <w:style w:type="character" w:customStyle="1" w:styleId="DocumentationTok">
+  <w:style w:customStyle="1" w:styleId="DocumentationTok" w:type="character">
     <w:name w:val="DocumentationTok"/>
     <w:basedOn w:val="VerbatimChar"/>
     <w:rPr>
@@ -13840,7 +13919,7 @@
       <w:i/>
     </w:rPr>
   </w:style>
-  <w:style w:type="character" w:customStyle="1" w:styleId="AnnotationTok">
+  <w:style w:customStyle="1" w:styleId="AnnotationTok" w:type="character">
     <w:name w:val="AnnotationTok"/>
     <w:basedOn w:val="VerbatimChar"/>
     <w:rPr>
@@ -13849,7 +13928,7 @@
       <w:i/>
     </w:rPr>
   </w:style>
-  <w:style w:type="character" w:customStyle="1" w:styleId="CommentVarTok">
+  <w:style w:customStyle="1" w:styleId="CommentVarTok" w:type="character">
     <w:name w:val="CommentVarTok"/>
     <w:basedOn w:val="VerbatimChar"/>
     <w:rPr>
@@ -13858,28 +13937,28 @@
       <w:i/>
     </w:rPr>
   </w:style>
-  <w:style w:type="character" w:customStyle="1" w:styleId="OtherTok">
+  <w:style w:customStyle="1" w:styleId="OtherTok" w:type="character">
     <w:name w:val="OtherTok"/>
     <w:basedOn w:val="VerbatimChar"/>
     <w:rPr>
       <w:color w:val="007020"/>
     </w:rPr>
   </w:style>
-  <w:style w:type="character" w:customStyle="1" w:styleId="FunctionTok">
+  <w:style w:customStyle="1" w:styleId="FunctionTok" w:type="character">
     <w:name w:val="FunctionTok"/>
     <w:basedOn w:val="VerbatimChar"/>
     <w:rPr>
       <w:color w:val="06287e"/>
     </w:rPr>
   </w:style>
-  <w:style w:type="character" w:customStyle="1" w:styleId="VariableTok">
+  <w:style w:customStyle="1" w:styleId="VariableTok" w:type="character">
     <w:name w:val="VariableTok"/>
     <w:basedOn w:val="VerbatimChar"/>
     <w:rPr>
       <w:color w:val="19177c"/>
     </w:rPr>
   </w:style>
-  <w:style w:type="character" w:customStyle="1" w:styleId="ControlFlowTok">
+  <w:style w:customStyle="1" w:styleId="ControlFlowTok" w:type="character">
     <w:name w:val="ControlFlowTok"/>
     <w:basedOn w:val="VerbatimChar"/>
     <w:rPr>
@@ -13887,45 +13966,45 @@
       <w:b/>
     </w:rPr>
   </w:style>
-  <w:style w:type="character" w:customStyle="1" w:styleId="OperatorTok">
+  <w:style w:customStyle="1" w:styleId="OperatorTok" w:type="character">
     <w:name w:val="OperatorTok"/>
     <w:basedOn w:val="VerbatimChar"/>
     <w:rPr>
       <w:color w:val="666666"/>
     </w:rPr>
   </w:style>
-  <w:style w:type="character" w:customStyle="1" w:styleId="BuiltInTok">
+  <w:style w:customStyle="1" w:styleId="BuiltInTok" w:type="character">
     <w:name w:val="BuiltInTok"/>
     <w:basedOn w:val="VerbatimChar"/>
     <w:rPr>
       <w:color w:val="008000"/>
     </w:rPr>
   </w:style>
-  <w:style w:type="character" w:customStyle="1" w:styleId="ExtensionTok">
+  <w:style w:customStyle="1" w:styleId="ExtensionTok" w:type="character">
     <w:name w:val="ExtensionTok"/>
     <w:basedOn w:val="VerbatimChar"/>
     <w:rPr/>
   </w:style>
-  <w:style w:type="character" w:customStyle="1" w:styleId="PreprocessorTok">
+  <w:style w:customStyle="1" w:styleId="PreprocessorTok" w:type="character">
     <w:name w:val="PreprocessorTok"/>
     <w:basedOn w:val="VerbatimChar"/>
     <w:rPr>
       <w:color w:val="bc7a00"/>
     </w:rPr>
   </w:style>
-  <w:style w:type="character" w:customStyle="1" w:styleId="AttributeTok">
+  <w:style w:customStyle="1" w:styleId="AttributeTok" w:type="character">
     <w:name w:val="AttributeTok"/>
     <w:basedOn w:val="VerbatimChar"/>
     <w:rPr>
       <w:color w:val="7d9029"/>
     </w:rPr>
   </w:style>
-  <w:style w:type="character" w:customStyle="1" w:styleId="RegionMarkerTok">
+  <w:style w:customStyle="1" w:styleId="RegionMarkerTok" w:type="character">
     <w:name w:val="RegionMarkerTok"/>
     <w:basedOn w:val="VerbatimChar"/>
     <w:rPr/>
   </w:style>
-  <w:style w:type="character" w:customStyle="1" w:styleId="InformationTok">
+  <w:style w:customStyle="1" w:styleId="InformationTok" w:type="character">
     <w:name w:val="InformationTok"/>
     <w:basedOn w:val="VerbatimChar"/>
     <w:rPr>
@@ -13934,7 +14013,7 @@
       <w:i/>
     </w:rPr>
   </w:style>
-  <w:style w:type="character" w:customStyle="1" w:styleId="WarningTok">
+  <w:style w:customStyle="1" w:styleId="WarningTok" w:type="character">
     <w:name w:val="WarningTok"/>
     <w:basedOn w:val="VerbatimChar"/>
     <w:rPr>
@@ -13943,7 +14022,7 @@
       <w:i/>
     </w:rPr>
   </w:style>
-  <w:style w:type="character" w:customStyle="1" w:styleId="AlertTok">
+  <w:style w:customStyle="1" w:styleId="AlertTok" w:type="character">
     <w:name w:val="AlertTok"/>
     <w:basedOn w:val="VerbatimChar"/>
     <w:rPr>
@@ -13951,7 +14030,7 @@
       <w:b/>
     </w:rPr>
   </w:style>
-  <w:style w:type="character" w:customStyle="1" w:styleId="ErrorTok">
+  <w:style w:customStyle="1" w:styleId="ErrorTok" w:type="character">
     <w:name w:val="ErrorTok"/>
     <w:basedOn w:val="VerbatimChar"/>
     <w:rPr>
@@ -13959,7 +14038,7 @@
       <w:b/>
     </w:rPr>
   </w:style>
-  <w:style w:type="character" w:customStyle="1" w:styleId="NormalTok">
+  <w:style w:customStyle="1" w:styleId="NormalTok" w:type="character">
     <w:name w:val="NormalTok"/>
     <w:basedOn w:val="VerbatimChar"/>
     <w:rPr/>
